--- a/tech_cards/Кондитерский цех 40_tech_card.docx
+++ b/tech_cards/Кондитерский цех 40_tech_card.docx
@@ -211,18 +211,18 @@
         <w:tblLook w:val="04A0" w:firstRow="1" w:lastRow="0" w:firstColumn="1" w:lastColumn="0" w:noHBand="0" w:noVBand="1"/>
       </w:tblPr>
       <w:tblGrid>
-        <w:gridCol w:w="1053"/>
+        <w:gridCol w:w="1054"/>
         <w:gridCol w:w="1068"/>
         <w:gridCol w:w="1141"/>
-        <w:gridCol w:w="1455"/>
+        <w:gridCol w:w="1457"/>
         <w:gridCol w:w="794"/>
-        <w:gridCol w:w="1411"/>
+        <w:gridCol w:w="1413"/>
         <w:gridCol w:w="1248"/>
         <w:gridCol w:w="1032"/>
         <w:gridCol w:w="1076"/>
         <w:gridCol w:w="1481"/>
-        <w:gridCol w:w="1293"/>
-        <w:gridCol w:w="2298"/>
+        <w:gridCol w:w="1294"/>
+        <w:gridCol w:w="2292"/>
       </w:tblGrid>
       <w:tr>
         <w:trPr>
@@ -573,7 +573,15 @@
                 <w:sz w:val="16"/>
                 <w:szCs w:val="16"/>
               </w:rPr>
-              <w:t>Метод контроля/периодичность</w:t>
+              <w:t>Метод контроля/</w:t>
+            </w:r>
+            <w:r>
+              <w:rPr>
+                <w:b/>
+                <w:sz w:val="16"/>
+                <w:szCs w:val="16"/>
+              </w:rPr>
+              <w:t>ответственный</w:t>
             </w:r>
           </w:p>
         </w:tc>
@@ -581,7 +589,741 @@
       <w:tr>
         <w:tc>
           <w:tcPr>
-            <w:tcW w:type="dxa" w:w="1053"/>
+            <w:tcW w:type="dxa" w:w="1054"/>
+            <w:vMerge w:val="restart"/>
+          </w:tcPr>
+          <w:p>
+            <w:r>
+              <w:t>вытяжные зонты из нержавеющей стали</w:t>
+            </w:r>
+          </w:p>
+          <w:p>
+            <w:r/>
+          </w:p>
+        </w:tc>
+        <w:tc>
+          <w:tcPr>
+            <w:tcW w:type="dxa" w:w="1068"/>
+          </w:tcPr>
+          <w:p>
+            <w:r>
+              <w:t>мойка</w:t>
+            </w:r>
+          </w:p>
+        </w:tc>
+        <w:tc>
+          <w:tcPr>
+            <w:tcW w:type="dxa" w:w="1141"/>
+          </w:tcPr>
+          <w:p>
+            <w:r/>
+          </w:p>
+        </w:tc>
+        <w:tc>
+          <w:tcPr>
+            <w:tcW w:type="dxa" w:w="1457"/>
+            <w:shd w:val="clear" w:color="auto" w:fill="99FF99"/>
+          </w:tcPr>
+          <w:p>
+            <w:r>
+              <w:t>ХИМИТЕК УНИВЕРСАЛ-ПД-Н</w:t>
+            </w:r>
+          </w:p>
+        </w:tc>
+        <w:tc>
+          <w:tcPr>
+            <w:tcW w:type="dxa" w:w="794"/>
+          </w:tcPr>
+          <w:p>
+            <w:r>
+              <w:t>ручной (протирание)</w:t>
+            </w:r>
+          </w:p>
+        </w:tc>
+        <w:tc>
+          <w:tcPr>
+            <w:tcW w:type="dxa" w:w="1413"/>
+          </w:tcPr>
+          <w:p>
+            <w:r>
+              <w:t>3,0 % – 4,0 %, дозирующая система ProMax</w:t>
+            </w:r>
+          </w:p>
+        </w:tc>
+        <w:tc>
+          <w:tcPr>
+            <w:tcW w:type="dxa" w:w="1248"/>
+          </w:tcPr>
+          <w:p>
+            <w:r>
+              <w:t>не ниже 40°C</w:t>
+            </w:r>
+          </w:p>
+        </w:tc>
+        <w:tc>
+          <w:tcPr>
+            <w:tcW w:type="dxa" w:w="1032"/>
+          </w:tcPr>
+          <w:p>
+            <w:r/>
+          </w:p>
+        </w:tc>
+        <w:tc>
+          <w:tcPr>
+            <w:tcW w:type="dxa" w:w="1076"/>
+            <w:vMerge w:val="restart"/>
+          </w:tcPr>
+          <w:p>
+            <w:r>
+              <w:t>промаркированный</w:t>
+            </w:r>
+          </w:p>
+          <w:p>
+            <w:r/>
+          </w:p>
+        </w:tc>
+        <w:tc>
+          <w:tcPr>
+            <w:tcW w:type="dxa" w:w="1481"/>
+            <w:vMerge w:val="restart"/>
+          </w:tcPr>
+          <w:p>
+            <w:r>
+              <w:t>1 раз в месяц</w:t>
+            </w:r>
+          </w:p>
+          <w:p>
+            <w:r/>
+          </w:p>
+        </w:tc>
+        <w:tc>
+          <w:tcPr>
+            <w:tcW w:type="dxa" w:w="1294"/>
+            <w:vMerge w:val="restart"/>
+          </w:tcPr>
+          <w:p>
+            <w:r>
+              <w:t>сотрудник внутреннего клининга</w:t>
+            </w:r>
+          </w:p>
+          <w:p>
+            <w:r/>
+          </w:p>
+        </w:tc>
+        <w:tc>
+          <w:tcPr>
+            <w:tcW w:type="dxa" w:w="2292"/>
+            <w:vMerge w:val="restart"/>
+          </w:tcPr>
+          <w:p>
+            <w:r>
+              <w:t>визуальный контроль/сотрудник отдела качества</w:t>
+            </w:r>
+          </w:p>
+          <w:p>
+            <w:r/>
+          </w:p>
+        </w:tc>
+      </w:tr>
+      <w:tr>
+        <w:tc>
+          <w:tcPr>
+            <w:tcW w:type="dxa" w:w="1054"/>
+            <w:vMerge/>
+          </w:tcPr>
+          <w:p/>
+        </w:tc>
+        <w:tc>
+          <w:tcPr>
+            <w:tcW w:type="dxa" w:w="1068"/>
+          </w:tcPr>
+          <w:p>
+            <w:r>
+              <w:t>дезинфекция</w:t>
+            </w:r>
+          </w:p>
+        </w:tc>
+        <w:tc>
+          <w:tcPr>
+            <w:tcW w:type="dxa" w:w="1141"/>
+          </w:tcPr>
+          <w:p>
+            <w:r/>
+          </w:p>
+        </w:tc>
+        <w:tc>
+          <w:tcPr>
+            <w:tcW w:type="dxa" w:w="1457"/>
+            <w:shd w:val="clear" w:color="auto" w:fill="FFFFCC"/>
+          </w:tcPr>
+          <w:p>
+            <w:r>
+              <w:t>ХИМИТЕК ПОЛИДЕЗ®-СУПЕР</w:t>
+            </w:r>
+          </w:p>
+        </w:tc>
+        <w:tc>
+          <w:tcPr>
+            <w:tcW w:type="dxa" w:w="794"/>
+          </w:tcPr>
+          <w:p>
+            <w:r>
+              <w:t>ручной (протирание)</w:t>
+            </w:r>
+          </w:p>
+        </w:tc>
+        <w:tc>
+          <w:tcPr>
+            <w:tcW w:type="dxa" w:w="1413"/>
+          </w:tcPr>
+          <w:p>
+            <w:r>
+              <w:t>0,02 % – 0,05 % (по НУК), дозирующая система ProMax</w:t>
+            </w:r>
+          </w:p>
+        </w:tc>
+        <w:tc>
+          <w:tcPr>
+            <w:tcW w:type="dxa" w:w="1248"/>
+          </w:tcPr>
+          <w:p>
+            <w:r>
+              <w:t>18-20 °C</w:t>
+            </w:r>
+          </w:p>
+        </w:tc>
+        <w:tc>
+          <w:tcPr>
+            <w:tcW w:type="dxa" w:w="1032"/>
+          </w:tcPr>
+          <w:p>
+            <w:r>
+              <w:t>20 мин</w:t>
+            </w:r>
+          </w:p>
+        </w:tc>
+        <w:tc>
+          <w:tcPr>
+            <w:tcW w:type="dxa" w:w="1076"/>
+            <w:vMerge/>
+          </w:tcPr>
+          <w:p/>
+        </w:tc>
+        <w:tc>
+          <w:tcPr>
+            <w:tcW w:type="dxa" w:w="1481"/>
+            <w:vMerge/>
+          </w:tcPr>
+          <w:p/>
+        </w:tc>
+        <w:tc>
+          <w:tcPr>
+            <w:tcW w:type="dxa" w:w="1294"/>
+            <w:vMerge/>
+          </w:tcPr>
+          <w:p/>
+        </w:tc>
+        <w:tc>
+          <w:tcPr>
+            <w:tcW w:type="dxa" w:w="2292"/>
+            <w:vMerge/>
+          </w:tcPr>
+          <w:p/>
+        </w:tc>
+      </w:tr>
+      <w:tr>
+        <w:tc>
+          <w:tcPr>
+            <w:tcW w:type="dxa" w:w="1054"/>
+            <w:vMerge w:val="restart"/>
+          </w:tcPr>
+          <w:p>
+            <w:r>
+              <w:t>вентиляционные трубы</w:t>
+            </w:r>
+          </w:p>
+          <w:p>
+            <w:r/>
+          </w:p>
+        </w:tc>
+        <w:tc>
+          <w:tcPr>
+            <w:tcW w:type="dxa" w:w="1068"/>
+          </w:tcPr>
+          <w:p>
+            <w:r>
+              <w:t>мойка</w:t>
+            </w:r>
+          </w:p>
+        </w:tc>
+        <w:tc>
+          <w:tcPr>
+            <w:tcW w:type="dxa" w:w="1141"/>
+          </w:tcPr>
+          <w:p>
+            <w:r/>
+          </w:p>
+        </w:tc>
+        <w:tc>
+          <w:tcPr>
+            <w:tcW w:type="dxa" w:w="1457"/>
+            <w:shd w:val="clear" w:color="auto" w:fill="99CCFF"/>
+          </w:tcPr>
+          <w:p>
+            <w:r>
+              <w:t>ХИМИТЕК ЧУДОДЕЙ®-КОМБИ-ПЕНАКТИВ</w:t>
+            </w:r>
+          </w:p>
+        </w:tc>
+        <w:tc>
+          <w:tcPr>
+            <w:tcW w:type="dxa" w:w="794"/>
+          </w:tcPr>
+          <w:p>
+            <w:r>
+              <w:t>ручной (протирание, обработка щёткой)</w:t>
+            </w:r>
+          </w:p>
+        </w:tc>
+        <w:tc>
+          <w:tcPr>
+            <w:tcW w:type="dxa" w:w="1413"/>
+          </w:tcPr>
+          <w:p>
+            <w:r>
+              <w:t>2,0 % – 3,0 % дозирующая система ProMax</w:t>
+            </w:r>
+          </w:p>
+        </w:tc>
+        <w:tc>
+          <w:tcPr>
+            <w:tcW w:type="dxa" w:w="1248"/>
+          </w:tcPr>
+          <w:p>
+            <w:r>
+              <w:t>18-20 °C</w:t>
+            </w:r>
+          </w:p>
+        </w:tc>
+        <w:tc>
+          <w:tcPr>
+            <w:tcW w:type="dxa" w:w="1032"/>
+          </w:tcPr>
+          <w:p>
+            <w:r/>
+          </w:p>
+        </w:tc>
+        <w:tc>
+          <w:tcPr>
+            <w:tcW w:type="dxa" w:w="1076"/>
+            <w:vMerge w:val="restart"/>
+          </w:tcPr>
+          <w:p>
+            <w:r>
+              <w:t>промаркированный</w:t>
+            </w:r>
+          </w:p>
+          <w:p>
+            <w:r/>
+          </w:p>
+        </w:tc>
+        <w:tc>
+          <w:tcPr>
+            <w:tcW w:type="dxa" w:w="1481"/>
+          </w:tcPr>
+          <w:p>
+            <w:r>
+              <w:t>1 раз в 3 месяца</w:t>
+            </w:r>
+          </w:p>
+        </w:tc>
+        <w:tc>
+          <w:tcPr>
+            <w:tcW w:type="dxa" w:w="1294"/>
+            <w:vMerge w:val="restart"/>
+          </w:tcPr>
+          <w:p>
+            <w:r>
+              <w:t>сотрудник внутреннего клининга</w:t>
+            </w:r>
+          </w:p>
+          <w:p>
+            <w:r/>
+          </w:p>
+        </w:tc>
+        <w:tc>
+          <w:tcPr>
+            <w:tcW w:type="dxa" w:w="2292"/>
+            <w:vMerge w:val="restart"/>
+          </w:tcPr>
+          <w:p>
+            <w:r>
+              <w:t>визуальный контроль/сотрудник отдела качества</w:t>
+            </w:r>
+          </w:p>
+          <w:p>
+            <w:r/>
+          </w:p>
+        </w:tc>
+      </w:tr>
+      <w:tr>
+        <w:tc>
+          <w:tcPr>
+            <w:tcW w:type="dxa" w:w="1054"/>
+            <w:vMerge/>
+          </w:tcPr>
+          <w:p/>
+        </w:tc>
+        <w:tc>
+          <w:tcPr>
+            <w:tcW w:type="dxa" w:w="1068"/>
+          </w:tcPr>
+          <w:p>
+            <w:r>
+              <w:t>дезинфекция</w:t>
+            </w:r>
+          </w:p>
+        </w:tc>
+        <w:tc>
+          <w:tcPr>
+            <w:tcW w:type="dxa" w:w="1141"/>
+          </w:tcPr>
+          <w:p>
+            <w:r/>
+          </w:p>
+        </w:tc>
+        <w:tc>
+          <w:tcPr>
+            <w:tcW w:type="dxa" w:w="1457"/>
+            <w:shd w:val="clear" w:color="auto" w:fill="FFFFCC"/>
+          </w:tcPr>
+          <w:p>
+            <w:r>
+              <w:t>ХИМИТЕК ПОЛИДЕЗ®-СУПЕР</w:t>
+            </w:r>
+          </w:p>
+        </w:tc>
+        <w:tc>
+          <w:tcPr>
+            <w:tcW w:type="dxa" w:w="794"/>
+          </w:tcPr>
+          <w:p>
+            <w:r>
+              <w:t>ручной (протирание)</w:t>
+            </w:r>
+          </w:p>
+        </w:tc>
+        <w:tc>
+          <w:tcPr>
+            <w:tcW w:type="dxa" w:w="1413"/>
+          </w:tcPr>
+          <w:p>
+            <w:r>
+              <w:t>0,02 % – 0,05 % (по НУК), дозирующая система ProMax</w:t>
+            </w:r>
+          </w:p>
+        </w:tc>
+        <w:tc>
+          <w:tcPr>
+            <w:tcW w:type="dxa" w:w="1248"/>
+          </w:tcPr>
+          <w:p>
+            <w:r>
+              <w:t>18-20 °C</w:t>
+            </w:r>
+          </w:p>
+        </w:tc>
+        <w:tc>
+          <w:tcPr>
+            <w:tcW w:type="dxa" w:w="1032"/>
+          </w:tcPr>
+          <w:p>
+            <w:r>
+              <w:t>20 мин</w:t>
+            </w:r>
+          </w:p>
+        </w:tc>
+        <w:tc>
+          <w:tcPr>
+            <w:tcW w:type="dxa" w:w="1076"/>
+            <w:vMerge/>
+          </w:tcPr>
+          <w:p/>
+        </w:tc>
+        <w:tc>
+          <w:tcPr>
+            <w:tcW w:type="dxa" w:w="1481"/>
+          </w:tcPr>
+          <w:p>
+            <w:r>
+              <w:t>1 раз в 6 месяцев</w:t>
+            </w:r>
+          </w:p>
+        </w:tc>
+        <w:tc>
+          <w:tcPr>
+            <w:tcW w:type="dxa" w:w="1294"/>
+            <w:vMerge/>
+          </w:tcPr>
+          <w:p/>
+        </w:tc>
+        <w:tc>
+          <w:tcPr>
+            <w:tcW w:type="dxa" w:w="2292"/>
+            <w:vMerge/>
+          </w:tcPr>
+          <w:p/>
+        </w:tc>
+      </w:tr>
+      <w:tr>
+        <w:tc>
+          <w:tcPr>
+            <w:tcW w:type="dxa" w:w="1054"/>
+            <w:vMerge w:val="restart"/>
+          </w:tcPr>
+          <w:p>
+            <w:r>
+              <w:t>бактерицидные лампы</w:t>
+            </w:r>
+          </w:p>
+          <w:p>
+            <w:r/>
+          </w:p>
+        </w:tc>
+        <w:tc>
+          <w:tcPr>
+            <w:tcW w:type="dxa" w:w="1068"/>
+          </w:tcPr>
+          <w:p>
+            <w:r>
+              <w:t>мойка</w:t>
+            </w:r>
+          </w:p>
+        </w:tc>
+        <w:tc>
+          <w:tcPr>
+            <w:tcW w:type="dxa" w:w="1141"/>
+          </w:tcPr>
+          <w:p>
+            <w:r/>
+          </w:p>
+        </w:tc>
+        <w:tc>
+          <w:tcPr>
+            <w:tcW w:type="dxa" w:w="1457"/>
+            <w:shd w:val="clear" w:color="auto" w:fill="99FF99"/>
+          </w:tcPr>
+          <w:p>
+            <w:r>
+              <w:t>ХИМИТЕК УНИВЕРСАЛ-ПД-Н</w:t>
+            </w:r>
+          </w:p>
+        </w:tc>
+        <w:tc>
+          <w:tcPr>
+            <w:tcW w:type="dxa" w:w="794"/>
+          </w:tcPr>
+          <w:p>
+            <w:r>
+              <w:t>ручной (протирание)</w:t>
+            </w:r>
+          </w:p>
+        </w:tc>
+        <w:tc>
+          <w:tcPr>
+            <w:tcW w:type="dxa" w:w="1413"/>
+          </w:tcPr>
+          <w:p>
+            <w:r>
+              <w:t>3,0 % – 4,0 %, дозирующая система ProMax</w:t>
+            </w:r>
+          </w:p>
+        </w:tc>
+        <w:tc>
+          <w:tcPr>
+            <w:tcW w:type="dxa" w:w="1248"/>
+          </w:tcPr>
+          <w:p>
+            <w:r>
+              <w:t>не ниже 40°C</w:t>
+            </w:r>
+          </w:p>
+        </w:tc>
+        <w:tc>
+          <w:tcPr>
+            <w:tcW w:type="dxa" w:w="1032"/>
+          </w:tcPr>
+          <w:p>
+            <w:r/>
+          </w:p>
+        </w:tc>
+        <w:tc>
+          <w:tcPr>
+            <w:tcW w:type="dxa" w:w="1076"/>
+            <w:vMerge w:val="restart"/>
+          </w:tcPr>
+          <w:p>
+            <w:r>
+              <w:t>промаркированный</w:t>
+            </w:r>
+          </w:p>
+          <w:p>
+            <w:r/>
+          </w:p>
+        </w:tc>
+        <w:tc>
+          <w:tcPr>
+            <w:tcW w:type="dxa" w:w="1481"/>
+            <w:vMerge w:val="restart"/>
+          </w:tcPr>
+          <w:p>
+            <w:r>
+              <w:t>1 раз в месяц</w:t>
+            </w:r>
+          </w:p>
+          <w:p>
+            <w:r/>
+          </w:p>
+        </w:tc>
+        <w:tc>
+          <w:tcPr>
+            <w:tcW w:type="dxa" w:w="1294"/>
+            <w:vMerge w:val="restart"/>
+          </w:tcPr>
+          <w:p>
+            <w:r>
+              <w:t>сотрудник инженерной службы</w:t>
+            </w:r>
+          </w:p>
+          <w:p>
+            <w:r/>
+          </w:p>
+        </w:tc>
+        <w:tc>
+          <w:tcPr>
+            <w:tcW w:type="dxa" w:w="2292"/>
+            <w:vMerge w:val="restart"/>
+          </w:tcPr>
+          <w:p>
+            <w:r>
+              <w:t>визуальный контроль/технолог</w:t>
+            </w:r>
+          </w:p>
+          <w:p>
+            <w:r/>
+          </w:p>
+        </w:tc>
+      </w:tr>
+      <w:tr>
+        <w:tc>
+          <w:tcPr>
+            <w:tcW w:type="dxa" w:w="1054"/>
+            <w:vMerge/>
+          </w:tcPr>
+          <w:p/>
+        </w:tc>
+        <w:tc>
+          <w:tcPr>
+            <w:tcW w:type="dxa" w:w="1068"/>
+          </w:tcPr>
+          <w:p>
+            <w:r>
+              <w:t>дезинфекция</w:t>
+            </w:r>
+          </w:p>
+        </w:tc>
+        <w:tc>
+          <w:tcPr>
+            <w:tcW w:type="dxa" w:w="1141"/>
+          </w:tcPr>
+          <w:p>
+            <w:r/>
+          </w:p>
+        </w:tc>
+        <w:tc>
+          <w:tcPr>
+            <w:tcW w:type="dxa" w:w="1457"/>
+            <w:shd w:val="clear" w:color="auto" w:fill="FFFFCC"/>
+          </w:tcPr>
+          <w:p>
+            <w:r>
+              <w:t>ХИМИТЕК ПОЛИДЕЗ®-СУПЕР</w:t>
+            </w:r>
+          </w:p>
+        </w:tc>
+        <w:tc>
+          <w:tcPr>
+            <w:tcW w:type="dxa" w:w="794"/>
+          </w:tcPr>
+          <w:p>
+            <w:r>
+              <w:t>ручной (протирание)</w:t>
+            </w:r>
+          </w:p>
+        </w:tc>
+        <w:tc>
+          <w:tcPr>
+            <w:tcW w:type="dxa" w:w="1413"/>
+          </w:tcPr>
+          <w:p>
+            <w:r>
+              <w:t>0,02 % – 0,05 % (по НУК), дозирующая система ProMax</w:t>
+            </w:r>
+          </w:p>
+        </w:tc>
+        <w:tc>
+          <w:tcPr>
+            <w:tcW w:type="dxa" w:w="1248"/>
+          </w:tcPr>
+          <w:p>
+            <w:r>
+              <w:t>18-20 °C</w:t>
+            </w:r>
+          </w:p>
+        </w:tc>
+        <w:tc>
+          <w:tcPr>
+            <w:tcW w:type="dxa" w:w="1032"/>
+          </w:tcPr>
+          <w:p>
+            <w:r>
+              <w:t>20 мин</w:t>
+            </w:r>
+          </w:p>
+        </w:tc>
+        <w:tc>
+          <w:tcPr>
+            <w:tcW w:type="dxa" w:w="1076"/>
+            <w:vMerge/>
+          </w:tcPr>
+          <w:p/>
+        </w:tc>
+        <w:tc>
+          <w:tcPr>
+            <w:tcW w:type="dxa" w:w="1481"/>
+            <w:vMerge/>
+          </w:tcPr>
+          <w:p/>
+        </w:tc>
+        <w:tc>
+          <w:tcPr>
+            <w:tcW w:type="dxa" w:w="1294"/>
+            <w:vMerge/>
+          </w:tcPr>
+          <w:p/>
+        </w:tc>
+        <w:tc>
+          <w:tcPr>
+            <w:tcW w:type="dxa" w:w="2292"/>
+            <w:vMerge/>
+          </w:tcPr>
+          <w:p/>
+        </w:tc>
+      </w:tr>
+      <w:tr>
+        <w:tc>
+          <w:tcPr>
+            <w:tcW w:type="dxa" w:w="1054"/>
             <w:vMerge w:val="restart"/>
           </w:tcPr>
           <w:p>
@@ -613,7 +1355,7 @@
         </w:tc>
         <w:tc>
           <w:tcPr>
-            <w:tcW w:type="dxa" w:w="1455"/>
+            <w:tcW w:type="dxa" w:w="1457"/>
             <w:shd w:val="clear" w:color="auto" w:fill="FFCCCC"/>
           </w:tcPr>
           <w:p>
@@ -634,7 +1376,7 @@
         </w:tc>
         <w:tc>
           <w:tcPr>
-            <w:tcW w:type="dxa" w:w="1411"/>
+            <w:tcW w:type="dxa" w:w="1413"/>
           </w:tcPr>
           <w:p>
             <w:r>
@@ -681,7 +1423,7 @@
           </w:tcPr>
           <w:p>
             <w:r>
-              <w:t>1 раз в смену</w:t>
+              <w:t>2 раза в смену</w:t>
             </w:r>
           </w:p>
           <w:p>
@@ -690,12 +1432,12 @@
         </w:tc>
         <w:tc>
           <w:tcPr>
-            <w:tcW w:type="dxa" w:w="1293"/>
+            <w:tcW w:type="dxa" w:w="1294"/>
             <w:vMerge w:val="restart"/>
           </w:tcPr>
           <w:p>
             <w:r>
-              <w:t>сотрудник склада</w:t>
+              <w:t>сотрудник внутреннего клининга</w:t>
             </w:r>
           </w:p>
           <w:p>
@@ -704,7 +1446,7 @@
         </w:tc>
         <w:tc>
           <w:tcPr>
-            <w:tcW w:type="dxa" w:w="2298"/>
+            <w:tcW w:type="dxa" w:w="2292"/>
             <w:vMerge w:val="restart"/>
           </w:tcPr>
           <w:p>
@@ -720,7 +1462,7 @@
       <w:tr>
         <w:tc>
           <w:tcPr>
-            <w:tcW w:type="dxa" w:w="1053"/>
+            <w:tcW w:type="dxa" w:w="1054"/>
             <w:vMerge/>
           </w:tcPr>
           <w:p/>
@@ -745,7 +1487,7 @@
         </w:tc>
         <w:tc>
           <w:tcPr>
-            <w:tcW w:type="dxa" w:w="1455"/>
+            <w:tcW w:type="dxa" w:w="1457"/>
             <w:shd w:val="clear" w:color="auto" w:fill="FFFFCC"/>
           </w:tcPr>
           <w:p>
@@ -766,7 +1508,7 @@
         </w:tc>
         <w:tc>
           <w:tcPr>
-            <w:tcW w:type="dxa" w:w="1411"/>
+            <w:tcW w:type="dxa" w:w="1413"/>
           </w:tcPr>
           <w:p>
             <w:r>
@@ -810,17 +1552,333 @@
         </w:tc>
         <w:tc>
           <w:tcPr>
-            <w:tcW w:type="dxa" w:w="1293"/>
+            <w:tcW w:type="dxa" w:w="1294"/>
             <w:vMerge/>
           </w:tcPr>
           <w:p/>
         </w:tc>
         <w:tc>
           <w:tcPr>
-            <w:tcW w:type="dxa" w:w="2298"/>
+            <w:tcW w:type="dxa" w:w="2292"/>
             <w:vMerge/>
           </w:tcPr>
           <w:p/>
+        </w:tc>
+      </w:tr>
+      <w:tr>
+        <w:tc>
+          <w:tcPr>
+            <w:tcW w:type="dxa" w:w="15350"/>
+            <w:gridSpan w:val="12"/>
+          </w:tcPr>
+          <w:p>
+            <w:r>
+              <w:rPr>
+                <w:b/>
+              </w:rPr>
+              <w:t>Объекты без инструкций (требуют настройки)</w:t>
+            </w:r>
+          </w:p>
+        </w:tc>
+      </w:tr>
+      <w:tr>
+        <w:tc>
+          <w:tcPr>
+            <w:tcW w:type="dxa" w:w="1054"/>
+          </w:tcPr>
+          <w:p>
+            <w:r>
+              <w:t>диспенсердозатор</w:t>
+            </w:r>
+          </w:p>
+        </w:tc>
+        <w:tc>
+          <w:tcPr>
+            <w:tcW w:type="dxa" w:w="1068"/>
+          </w:tcPr>
+          <w:p>
+            <w:r/>
+          </w:p>
+        </w:tc>
+        <w:tc>
+          <w:tcPr>
+            <w:tcW w:type="dxa" w:w="1141"/>
+          </w:tcPr>
+          <w:p>
+            <w:r/>
+          </w:p>
+        </w:tc>
+        <w:tc>
+          <w:tcPr>
+            <w:tcW w:type="dxa" w:w="1457"/>
+          </w:tcPr>
+          <w:p>
+            <w:r/>
+          </w:p>
+        </w:tc>
+        <w:tc>
+          <w:tcPr>
+            <w:tcW w:type="dxa" w:w="794"/>
+          </w:tcPr>
+          <w:p>
+            <w:r/>
+          </w:p>
+        </w:tc>
+        <w:tc>
+          <w:tcPr>
+            <w:tcW w:type="dxa" w:w="1413"/>
+          </w:tcPr>
+          <w:p>
+            <w:r/>
+          </w:p>
+        </w:tc>
+        <w:tc>
+          <w:tcPr>
+            <w:tcW w:type="dxa" w:w="1248"/>
+          </w:tcPr>
+          <w:p>
+            <w:r/>
+          </w:p>
+        </w:tc>
+        <w:tc>
+          <w:tcPr>
+            <w:tcW w:type="dxa" w:w="1032"/>
+          </w:tcPr>
+          <w:p>
+            <w:r/>
+          </w:p>
+        </w:tc>
+        <w:tc>
+          <w:tcPr>
+            <w:tcW w:type="dxa" w:w="1076"/>
+          </w:tcPr>
+          <w:p>
+            <w:r/>
+          </w:p>
+        </w:tc>
+        <w:tc>
+          <w:tcPr>
+            <w:tcW w:type="dxa" w:w="1481"/>
+          </w:tcPr>
+          <w:p>
+            <w:r/>
+          </w:p>
+        </w:tc>
+        <w:tc>
+          <w:tcPr>
+            <w:tcW w:type="dxa" w:w="1294"/>
+          </w:tcPr>
+          <w:p>
+            <w:r/>
+          </w:p>
+        </w:tc>
+        <w:tc>
+          <w:tcPr>
+            <w:tcW w:type="dxa" w:w="2292"/>
+          </w:tcPr>
+          <w:p>
+            <w:r/>
+          </w:p>
+        </w:tc>
+      </w:tr>
+      <w:tr>
+        <w:tc>
+          <w:tcPr>
+            <w:tcW w:type="dxa" w:w="1054"/>
+          </w:tcPr>
+          <w:p>
+            <w:r>
+              <w:t>прибор кисл теста</w:t>
+            </w:r>
+          </w:p>
+        </w:tc>
+        <w:tc>
+          <w:tcPr>
+            <w:tcW w:type="dxa" w:w="1068"/>
+          </w:tcPr>
+          <w:p>
+            <w:r/>
+          </w:p>
+        </w:tc>
+        <w:tc>
+          <w:tcPr>
+            <w:tcW w:type="dxa" w:w="1141"/>
+          </w:tcPr>
+          <w:p>
+            <w:r/>
+          </w:p>
+        </w:tc>
+        <w:tc>
+          <w:tcPr>
+            <w:tcW w:type="dxa" w:w="1457"/>
+          </w:tcPr>
+          <w:p>
+            <w:r/>
+          </w:p>
+        </w:tc>
+        <w:tc>
+          <w:tcPr>
+            <w:tcW w:type="dxa" w:w="794"/>
+          </w:tcPr>
+          <w:p>
+            <w:r/>
+          </w:p>
+        </w:tc>
+        <w:tc>
+          <w:tcPr>
+            <w:tcW w:type="dxa" w:w="1413"/>
+          </w:tcPr>
+          <w:p>
+            <w:r/>
+          </w:p>
+        </w:tc>
+        <w:tc>
+          <w:tcPr>
+            <w:tcW w:type="dxa" w:w="1248"/>
+          </w:tcPr>
+          <w:p>
+            <w:r/>
+          </w:p>
+        </w:tc>
+        <w:tc>
+          <w:tcPr>
+            <w:tcW w:type="dxa" w:w="1032"/>
+          </w:tcPr>
+          <w:p>
+            <w:r/>
+          </w:p>
+        </w:tc>
+        <w:tc>
+          <w:tcPr>
+            <w:tcW w:type="dxa" w:w="1076"/>
+          </w:tcPr>
+          <w:p>
+            <w:r/>
+          </w:p>
+        </w:tc>
+        <w:tc>
+          <w:tcPr>
+            <w:tcW w:type="dxa" w:w="1481"/>
+          </w:tcPr>
+          <w:p>
+            <w:r/>
+          </w:p>
+        </w:tc>
+        <w:tc>
+          <w:tcPr>
+            <w:tcW w:type="dxa" w:w="1294"/>
+          </w:tcPr>
+          <w:p>
+            <w:r/>
+          </w:p>
+        </w:tc>
+        <w:tc>
+          <w:tcPr>
+            <w:tcW w:type="dxa" w:w="2292"/>
+          </w:tcPr>
+          <w:p>
+            <w:r/>
+          </w:p>
+        </w:tc>
+      </w:tr>
+      <w:tr>
+        <w:tc>
+          <w:tcPr>
+            <w:tcW w:type="dxa" w:w="1054"/>
+          </w:tcPr>
+          <w:p>
+            <w:r>
+              <w:t>холодильная витрина</w:t>
+            </w:r>
+          </w:p>
+        </w:tc>
+        <w:tc>
+          <w:tcPr>
+            <w:tcW w:type="dxa" w:w="1068"/>
+          </w:tcPr>
+          <w:p>
+            <w:r/>
+          </w:p>
+        </w:tc>
+        <w:tc>
+          <w:tcPr>
+            <w:tcW w:type="dxa" w:w="1141"/>
+          </w:tcPr>
+          <w:p>
+            <w:r/>
+          </w:p>
+        </w:tc>
+        <w:tc>
+          <w:tcPr>
+            <w:tcW w:type="dxa" w:w="1457"/>
+          </w:tcPr>
+          <w:p>
+            <w:r/>
+          </w:p>
+        </w:tc>
+        <w:tc>
+          <w:tcPr>
+            <w:tcW w:type="dxa" w:w="794"/>
+          </w:tcPr>
+          <w:p>
+            <w:r/>
+          </w:p>
+        </w:tc>
+        <w:tc>
+          <w:tcPr>
+            <w:tcW w:type="dxa" w:w="1413"/>
+          </w:tcPr>
+          <w:p>
+            <w:r/>
+          </w:p>
+        </w:tc>
+        <w:tc>
+          <w:tcPr>
+            <w:tcW w:type="dxa" w:w="1248"/>
+          </w:tcPr>
+          <w:p>
+            <w:r/>
+          </w:p>
+        </w:tc>
+        <w:tc>
+          <w:tcPr>
+            <w:tcW w:type="dxa" w:w="1032"/>
+          </w:tcPr>
+          <w:p>
+            <w:r/>
+          </w:p>
+        </w:tc>
+        <w:tc>
+          <w:tcPr>
+            <w:tcW w:type="dxa" w:w="1076"/>
+          </w:tcPr>
+          <w:p>
+            <w:r/>
+          </w:p>
+        </w:tc>
+        <w:tc>
+          <w:tcPr>
+            <w:tcW w:type="dxa" w:w="1481"/>
+          </w:tcPr>
+          <w:p>
+            <w:r/>
+          </w:p>
+        </w:tc>
+        <w:tc>
+          <w:tcPr>
+            <w:tcW w:type="dxa" w:w="1294"/>
+          </w:tcPr>
+          <w:p>
+            <w:r/>
+          </w:p>
+        </w:tc>
+        <w:tc>
+          <w:tcPr>
+            <w:tcW w:type="dxa" w:w="2292"/>
+          </w:tcPr>
+          <w:p>
+            <w:r/>
+          </w:p>
         </w:tc>
       </w:tr>
     </w:tbl>

--- a/tech_cards/Кондитерский цех 40_tech_card.docx
+++ b/tech_cards/Кондитерский цех 40_tech_card.docx
@@ -1588,7 +1588,7 @@
           </w:tcPr>
           <w:p>
             <w:r>
-              <w:t>диспенсердозатор</w:t>
+              <w:t>Диспенсер / дозатор для спецжидкостей</w:t>
             </w:r>
           </w:p>
         </w:tc>
@@ -1688,7 +1688,7 @@
           </w:tcPr>
           <w:p>
             <w:r>
-              <w:t>прибор кисл теста</w:t>
+              <w:t>Прибор для определения кислотности теста</w:t>
             </w:r>
           </w:p>
         </w:tc>
@@ -1788,7 +1788,7 @@
           </w:tcPr>
           <w:p>
             <w:r>
-              <w:t>холодильная витрина</w:t>
+              <w:t>Холодильная витрина</w:t>
             </w:r>
           </w:p>
         </w:tc>
